--- a/lab10.docx
+++ b/lab10.docx
@@ -870,7 +870,7 @@
           <w:b w:val="0"/>
           <w:bCs w:val="0"/>
         </w:rPr>
-        <w:t>и</w:t>
+        <w:t>ознакомиться с главными задачами операционных систем и условиями совместимости аппаратного и системного программного обеспечения, научиться выполнять установку, настройку и восстановление Windows, а также изучить разновидности накопителей, файловые системы и способы развёртывания ОС.</w:t>
       </w:r>
       <w:r>
         <w:rPr>
@@ -878,7 +878,6 @@
           <w:b w:val="0"/>
           <w:bCs w:val="0"/>
         </w:rPr>
-        <w:t xml:space="preserve">зучить основные функции </w:t>
       </w:r>
       <w:r>
         <w:rPr>
@@ -886,7 +885,6 @@
           <w:b w:val="0"/>
           <w:bCs w:val="0"/>
         </w:rPr>
-        <w:t>операционных систем, требования к совместимости аппаратного и системного ПО, а также освоить установку, настройку и восстановление Windows. Рассмотреть типы устройств хранения, файловые системы и методы развёртывания ОС.</w:t>
       </w:r>
     </w:p>
     <w:p>
@@ -936,23 +934,21 @@
           <w:sz w:val="28"/>
           <w:szCs w:val="28"/>
         </w:rPr>
-        <w:t xml:space="preserve">Основные термины </w:t>
-      </w:r>
-      <w:r>
-        <w:rPr>
-          <w:rFonts w:ascii="Times New Roman" w:hAnsi="Times New Roman"/>
-          <w:sz w:val="28"/>
-          <w:szCs w:val="28"/>
-        </w:rPr>
-        <w:t>операционных систем включают ядро, драйвер, процесс, поток, файловую систему и реестр. Ядро управляет ресурсами, драйверы обеспечивают связь с оборудованием, а файловая система организует хранение данных. Понимание терминологии необходимо для дальнейшего и</w:t>
-      </w:r>
-      <w:r>
-        <w:rPr>
-          <w:rFonts w:ascii="Times New Roman" w:hAnsi="Times New Roman"/>
-          <w:sz w:val="28"/>
-          <w:szCs w:val="28"/>
-        </w:rPr>
-        <w:t>зучения материала.</w:t>
+        <w:t>К базовой терминологии операционных систем относятся ядро, драйвер, процесс, поток, файловая система и реестр. За распределение ресурсов отвечает ядро, связь с оборудованием поддерживают драйверы, а хранение данных упорядочивает файловая система. Без усвоения этой терминологии двигаться дальше в изучении материала затруднительно.</w:t>
+      </w:r>
+      <w:r>
+        <w:rPr>
+          <w:rFonts w:ascii="Times New Roman" w:hAnsi="Times New Roman"/>
+          <w:sz w:val="28"/>
+          <w:szCs w:val="28"/>
+        </w:rPr>
+      </w:r>
+      <w:r>
+        <w:rPr>
+          <w:rFonts w:ascii="Times New Roman" w:hAnsi="Times New Roman"/>
+          <w:sz w:val="28"/>
+          <w:szCs w:val="28"/>
+        </w:rPr>
       </w:r>
     </w:p>
     <w:p>
@@ -1002,15 +998,14 @@
           <w:sz w:val="28"/>
           <w:szCs w:val="28"/>
         </w:rPr>
-        <w:t>Операционная система управляет аппаратными ресурсами, обеспечивает выполнение приложений, организует файловую систему и предоставляет интерфейс пользователя. Она отвечает за распр</w:t>
-      </w:r>
-      <w:r>
-        <w:rPr>
-          <w:rFonts w:ascii="Times New Roman" w:hAnsi="Times New Roman"/>
-          <w:sz w:val="28"/>
-          <w:szCs w:val="28"/>
-        </w:rPr>
-        <w:t>еделение памяти, планирование задач и безопасность. Без ОС работа компьютера невозможна.</w:t>
+        <w:t>Операционная система руководит аппаратными ресурсами, создаёт условия для работы приложений, выстраивает файловую систему и выдаёт пользователю интерфейс. На неё возложены распределение памяти, планирование задач и защита данных. Компьютер без ОС неработоспособен.</w:t>
+      </w:r>
+      <w:r>
+        <w:rPr>
+          <w:rFonts w:ascii="Times New Roman" w:hAnsi="Times New Roman"/>
+          <w:sz w:val="28"/>
+          <w:szCs w:val="28"/>
+        </w:rPr>
       </w:r>
     </w:p>
     <w:p>
@@ -1060,15 +1055,14 @@
           <w:sz w:val="28"/>
           <w:szCs w:val="28"/>
         </w:rPr>
-        <w:t>Windows – семейство операционных систем от Microsoft, включающее версии для домашнего, корпоративного и серверного использования. Совреме</w:t>
-      </w:r>
-      <w:r>
-        <w:rPr>
-          <w:rFonts w:ascii="Times New Roman" w:hAnsi="Times New Roman"/>
-          <w:sz w:val="28"/>
-          <w:szCs w:val="28"/>
-        </w:rPr>
-        <w:t>нные версии – Windows 10 и 11 – поддерживают широкий спектр оборудования и приложений. Они имеют графический интерфейс, систему обновлений и встроенные средства безопасности.</w:t>
+        <w:t>Windows представляет собой созданное Microsoft семейство операционных систем, охватывающее домашний, корпоративный и серверный сегменты. Актуальные выпуски — Windows 10 и 11 — совместимы с широким набором оборудования и программ. В них есть графический интерфейс, механизм обновлений и штатные средства защиты.</w:t>
+      </w:r>
+      <w:r>
+        <w:rPr>
+          <w:rFonts w:ascii="Times New Roman" w:hAnsi="Times New Roman"/>
+          <w:sz w:val="28"/>
+          <w:szCs w:val="28"/>
+        </w:rPr>
       </w:r>
     </w:p>
     <w:p>
@@ -1205,23 +1199,21 @@
           <w:sz w:val="28"/>
           <w:szCs w:val="28"/>
         </w:rPr>
-        <w:t>Совместим</w:t>
-      </w:r>
-      <w:r>
-        <w:rPr>
-          <w:rFonts w:ascii="Times New Roman" w:hAnsi="Times New Roman"/>
-          <w:sz w:val="28"/>
-          <w:szCs w:val="28"/>
-        </w:rPr>
-        <w:t>ость системного ПО и аппаратных средств определяется поддержкой драйверов, разрядностью процессора и наличием необходимых функций. Несовместимость приводит к отказам, ошибкам и нестабильной работе. Перед установкой ПО необходимо проверить требования произв</w:t>
-      </w:r>
-      <w:r>
-        <w:rPr>
-          <w:rFonts w:ascii="Times New Roman" w:hAnsi="Times New Roman"/>
-          <w:sz w:val="28"/>
-          <w:szCs w:val="28"/>
-        </w:rPr>
-        <w:t>одителя.</w:t>
+        <w:t>О совместимости системного ПО с оборудованием судят по доступности драйверов, разрядности процессора и присутствию требуемых функций. Её отсутствие оборачивается сбоями, ошибками и нестабильностью. До установки программного обеспечения следует свериться с требованиями производителя.</w:t>
+      </w:r>
+      <w:r>
+        <w:rPr>
+          <w:rFonts w:ascii="Times New Roman" w:hAnsi="Times New Roman"/>
+          <w:sz w:val="28"/>
+          <w:szCs w:val="28"/>
+        </w:rPr>
+      </w:r>
+      <w:r>
+        <w:rPr>
+          <w:rFonts w:ascii="Times New Roman" w:hAnsi="Times New Roman"/>
+          <w:sz w:val="28"/>
+          <w:szCs w:val="28"/>
+        </w:rPr>
       </w:r>
     </w:p>
     <w:p>
@@ -1271,15 +1263,14 @@
           <w:sz w:val="28"/>
           <w:szCs w:val="28"/>
         </w:rPr>
-        <w:t>Минимальные требования включают объём оперативной памяти, свободное место на диске, частоту процессора и поддержку графики. Современные версии Windows требуют больше ресурсов, чем</w:t>
-      </w:r>
-      <w:r>
-        <w:rPr>
-          <w:rFonts w:ascii="Times New Roman" w:hAnsi="Times New Roman"/>
-          <w:sz w:val="28"/>
-          <w:szCs w:val="28"/>
-        </w:rPr>
-        <w:t xml:space="preserve"> предыдущие. Недостаток ресурсов снижает производительность и ограничивает функциональность.</w:t>
+        <w:t>В минимальные требования входят объём ОЗУ, свободное дисковое пространство, тактовая частота процессора и поддержка графики. Актуальные выпуски Windows расходуют больше ресурсов, чем прежние. При их нехватке падает производительность и сужается функциональность.</w:t>
+      </w:r>
+      <w:r>
+        <w:rPr>
+          <w:rFonts w:ascii="Times New Roman" w:hAnsi="Times New Roman"/>
+          <w:sz w:val="28"/>
+          <w:szCs w:val="28"/>
+        </w:rPr>
       </w:r>
     </w:p>
     <w:p>
@@ -1329,15 +1320,14 @@
           <w:sz w:val="28"/>
           <w:szCs w:val="28"/>
         </w:rPr>
-        <w:t>32-разрядные процессоры адресуют до 4 ГБ оперативной памяти, тогда как 64-разрядные поддерживают значительно бо</w:t>
-      </w:r>
-      <w:r>
-        <w:rPr>
-          <w:rFonts w:ascii="Times New Roman" w:hAnsi="Times New Roman"/>
-          <w:sz w:val="28"/>
-          <w:szCs w:val="28"/>
-        </w:rPr>
-        <w:t>льший объём. 64-разрядные системы позволяют запускать как 32-, так и 64-разрядные приложения. Выбор архитектуры влияет на совместимость ПО и производительность.</w:t>
+        <w:t>Процессоры с 32-разрядной архитектурой способны адресовать максимум 4 ГБ оперативной памяти, а 64-разрядные работают со значительно большими объёмами. На 64-разрядных системах запускаются и 32-, и 64-разрядные программы. От выбора архитектуры зависят совместимость программного обеспечения и скорость работы.</w:t>
+      </w:r>
+      <w:r>
+        <w:rPr>
+          <w:rFonts w:ascii="Times New Roman" w:hAnsi="Times New Roman"/>
+          <w:sz w:val="28"/>
+          <w:szCs w:val="28"/>
+        </w:rPr>
       </w:r>
     </w:p>
     <w:p>
@@ -1549,15 +1539,14 @@
           <w:sz w:val="28"/>
           <w:szCs w:val="28"/>
         </w:rPr>
-        <w:t xml:space="preserve">Проверка совместимости выполняется с помощью </w:t>
-      </w:r>
-      <w:r>
-        <w:rPr>
-          <w:rFonts w:ascii="Times New Roman" w:hAnsi="Times New Roman"/>
-          <w:sz w:val="28"/>
-          <w:szCs w:val="28"/>
-        </w:rPr>
-        <w:t>средств Microsoft, например Windows Upgrade Advisor, и проверки списка поддерживаемого оборудования. Необходимо убедиться, что драйверы доступны для новой версии ОС. Это предотвращает проблемы при обновлении.</w:t>
+        <w:t>Для проверки совместимости применяются утилиты Microsoft, в частности Windows Upgrade Advisor, а также изучение перечня поддерживаемого оборудования. Следует удостовериться, что для новой версии ОС существуют драйверы. Такая проверка избавляет от осложнений при обновлении.</w:t>
+      </w:r>
+      <w:r>
+        <w:rPr>
+          <w:rFonts w:ascii="Times New Roman" w:hAnsi="Times New Roman"/>
+          <w:sz w:val="28"/>
+          <w:szCs w:val="28"/>
+        </w:rPr>
       </w:r>
     </w:p>
     <w:p>
@@ -1607,15 +1596,14 @@
           <w:sz w:val="28"/>
           <w:szCs w:val="28"/>
         </w:rPr>
-        <w:t xml:space="preserve">Обновление Windows </w:t>
-      </w:r>
-      <w:r>
-        <w:rPr>
-          <w:rFonts w:ascii="Times New Roman" w:hAnsi="Times New Roman"/>
-          <w:sz w:val="28"/>
-          <w:szCs w:val="28"/>
-        </w:rPr>
-        <w:t>выполняется через центр обновлений или установочный носитель. Оно включает установку пакетов обновлений, исправлений безопасности и новых функций. Перед обновлением рекомендуется создать точку восстановления и резервную копию данных.</w:t>
+        <w:t>Обновить Windows можно через центр обновлений либо с установочного носителя. В ходе обновления ставятся пакеты обновлений, исправления безопасности и новые возможности. Заблаговременно стоит создать точку восстановления и резервную копию данных.</w:t>
+      </w:r>
+      <w:r>
+        <w:rPr>
+          <w:rFonts w:ascii="Times New Roman" w:hAnsi="Times New Roman"/>
+          <w:sz w:val="28"/>
+          <w:szCs w:val="28"/>
+        </w:rPr>
       </w:r>
     </w:p>
     <w:p>
@@ -1665,15 +1653,14 @@
           <w:sz w:val="28"/>
           <w:szCs w:val="28"/>
         </w:rPr>
-        <w:t>Перено</w:t>
-      </w:r>
-      <w:r>
-        <w:rPr>
-          <w:rFonts w:ascii="Times New Roman" w:hAnsi="Times New Roman"/>
-          <w:sz w:val="28"/>
-          <w:szCs w:val="28"/>
-        </w:rPr>
-        <w:t>с данных выполняется с помощью средств Windows, например «Пользовательские данные и параметры» или сторонних утилит. Можно переносить файлы, настройки, профили и приложения. Важно заранее подготовить внешний носитель или сетевое хранилище.</w:t>
+        <w:t>Для переноса данных служат штатные инструменты Windows — например «Пользовательские данные и параметры» — либо сторонние утилиты. Переноситься могут файлы, настройки, профили и программы. Заранее следует подготовить внешний накопитель или сетевое хранилище.</w:t>
+      </w:r>
+      <w:r>
+        <w:rPr>
+          <w:rFonts w:ascii="Times New Roman" w:hAnsi="Times New Roman"/>
+          <w:sz w:val="28"/>
+          <w:szCs w:val="28"/>
+        </w:rPr>
       </w:r>
     </w:p>
     <w:p>
@@ -1806,7 +1793,7 @@
           <w:sz w:val="28"/>
           <w:szCs w:val="28"/>
         </w:rPr>
-        <w:t>Устройства хранения делятся на магнитные (HDD), твердотельные (SSD) и оптические. HDD дешевле и вместительнее, SSD быстрее и надёжнее. Выбор зависит от требований к скорости и объёму.</w:t>
+        <w:t>Накопители подразделяются на магнитные (HDD), твердотельные (SSD) и оптические. HDD выигрывают в цене и ёмкости, SSD — в скорости и надёжности. Конкретный выбор определяется требованиями к быстродействию и объёму.</w:t>
       </w:r>
     </w:p>
     <w:p>
@@ -1856,16 +1843,14 @@
           <w:sz w:val="28"/>
           <w:szCs w:val="28"/>
         </w:rPr>
-        <w:lastRenderedPageBreak/>
-        <w:t xml:space="preserve">Разбиение диска </w:t>
-      </w:r>
-      <w:r>
-        <w:rPr>
-          <w:rFonts w:ascii="Times New Roman" w:hAnsi="Times New Roman"/>
-          <w:sz w:val="28"/>
-          <w:szCs w:val="28"/>
-        </w:rPr>
-        <w:t>на разделы позволяет разделить физический накопитель на несколько логических частей. Каждый раздел может иметь свою файловую систему и назначение. Это удобно для установки нескольких ОС и организации данных.</w:t>
+        <w:t>Разметка диска даёт возможность поделить физический накопитель на несколько логических областей. У каждого раздела могут быть собственные файловая система и предназначение. Это удобно при установке нескольких ОС и упорядочивании данных.</w:t>
+      </w:r>
+      <w:r>
+        <w:rPr>
+          <w:rFonts w:ascii="Times New Roman" w:hAnsi="Times New Roman"/>
+          <w:sz w:val="28"/>
+          <w:szCs w:val="28"/>
+        </w:rPr>
       </w:r>
     </w:p>
     <w:p>
@@ -1915,15 +1900,14 @@
           <w:sz w:val="28"/>
           <w:szCs w:val="28"/>
         </w:rPr>
-        <w:t>Разделы бывают перви</w:t>
-      </w:r>
-      <w:r>
-        <w:rPr>
-          <w:rFonts w:ascii="Times New Roman" w:hAnsi="Times New Roman"/>
-          <w:sz w:val="28"/>
-          <w:szCs w:val="28"/>
-        </w:rPr>
-        <w:t>чными, расширенными и логическими. Первичные используются для загрузки ОС, логические – для хранения данных. В Windows разделы обозначаются буквами дисков.</w:t>
+        <w:t>Разделы подразделяются на первичные, расширенные и логические. Загрузка ОС выполняется с первичных, данные хранятся на логических. В Windows каждому разделу присваивается буквенное обозначение.</w:t>
+      </w:r>
+      <w:r>
+        <w:rPr>
+          <w:rFonts w:ascii="Times New Roman" w:hAnsi="Times New Roman"/>
+          <w:sz w:val="28"/>
+          <w:szCs w:val="28"/>
+        </w:rPr>
       </w:r>
     </w:p>
     <w:p>
@@ -2070,15 +2054,14 @@
           <w:sz w:val="28"/>
           <w:szCs w:val="28"/>
         </w:rPr>
-        <w:t>Основные файловые системы Windows – FAT32, NTFS и exFAT. NTFS поддержи</w:t>
-      </w:r>
-      <w:r>
-        <w:rPr>
-          <w:rFonts w:ascii="Times New Roman" w:hAnsi="Times New Roman"/>
-          <w:sz w:val="28"/>
-          <w:szCs w:val="28"/>
-        </w:rPr>
-        <w:t>вает права доступа, шифрование и большие объёмы. FAT32 совместима с большинством устройств, но ограничена размером файла.</w:t>
+        <w:t>К главным файловым системам Windows относятся FAT32, NTFS и exFAT. NTFS поддерживает разграничение прав доступа, шифрование и крупные тома. FAT32 распознаётся большинством устройств, однако ограничена максимальным размером файла.</w:t>
+      </w:r>
+      <w:r>
+        <w:rPr>
+          <w:rFonts w:ascii="Times New Roman" w:hAnsi="Times New Roman"/>
+          <w:sz w:val="28"/>
+          <w:szCs w:val="28"/>
+        </w:rPr>
       </w:r>
     </w:p>
     <w:p>
@@ -2128,16 +2111,14 @@
           <w:sz w:val="28"/>
           <w:szCs w:val="28"/>
         </w:rPr>
-        <w:lastRenderedPageBreak/>
-        <w:t xml:space="preserve">Служебная программа «Управление дисками» в Windows позволяет </w:t>
-      </w:r>
-      <w:r>
-        <w:rPr>
-          <w:rFonts w:ascii="Times New Roman" w:hAnsi="Times New Roman"/>
-          <w:sz w:val="28"/>
-          <w:szCs w:val="28"/>
-        </w:rPr>
-        <w:t>создавать, удалять и изменять разделы. Она отображает структуру дисков и их состояние. С её помощью можно назначить буквы и отформатировать разделы.</w:t>
+        <w:t>Встроенная в Windows утилита «Управление дисками» даёт возможность создавать, удалять и менять разделы. Она показывает структуру накопителей и их состояние. Через неё же назначаются буквы дисков и выполняется форматирование разделов.</w:t>
+      </w:r>
+      <w:r>
+        <w:rPr>
+          <w:rFonts w:ascii="Times New Roman" w:hAnsi="Times New Roman"/>
+          <w:sz w:val="28"/>
+          <w:szCs w:val="28"/>
+        </w:rPr>
       </w:r>
     </w:p>
     <w:p>
@@ -2187,15 +2168,14 @@
           <w:sz w:val="28"/>
           <w:szCs w:val="28"/>
         </w:rPr>
-        <w:t xml:space="preserve">Многовариантная загрузка позволяет выбирать операционную систему при </w:t>
-      </w:r>
-      <w:r>
-        <w:rPr>
-          <w:rFonts w:ascii="Times New Roman" w:hAnsi="Times New Roman"/>
-          <w:sz w:val="28"/>
-          <w:szCs w:val="28"/>
-        </w:rPr>
-        <w:t>включении компьютера. Для этого используется загрузчик Windows или сторонние менеджеры. Каждая ОС размещается на отдельном разделе.</w:t>
+        <w:t>Многовариантная загрузка даёт возможность указывать нужную операционную систему при старте компьютера. Эту задачу решают загрузчик Windows либо сторонние менеджеры. При этом каждая ОС занимает собственный раздел.</w:t>
+      </w:r>
+      <w:r>
+        <w:rPr>
+          <w:rFonts w:ascii="Times New Roman" w:hAnsi="Times New Roman"/>
+          <w:sz w:val="28"/>
+          <w:szCs w:val="28"/>
+        </w:rPr>
       </w:r>
     </w:p>
     <w:p>
@@ -2245,15 +2225,14 @@
           <w:sz w:val="28"/>
           <w:szCs w:val="28"/>
         </w:rPr>
-        <w:t>Создание раздела выполняется через «Управление дисками» или установочный носитель. Необходимо</w:t>
-      </w:r>
-      <w:r>
-        <w:rPr>
-          <w:rFonts w:ascii="Times New Roman" w:hAnsi="Times New Roman"/>
-          <w:sz w:val="28"/>
-          <w:szCs w:val="28"/>
-        </w:rPr>
-        <w:t xml:space="preserve"> выбрать диск, указать размер и файловую систему. После создания раздел форматируется и получает букву.</w:t>
+        <w:t>Раздел создаётся средствами «Управления дисками» либо с установочного носителя. Требуется выбрать диск, задать размер и файловую систему. Вслед за созданием раздел форматируется и получает буквенное обозначение.</w:t>
+      </w:r>
+      <w:r>
+        <w:rPr>
+          <w:rFonts w:ascii="Times New Roman" w:hAnsi="Times New Roman"/>
+          <w:sz w:val="28"/>
+          <w:szCs w:val="28"/>
+        </w:rPr>
       </w:r>
     </w:p>
     <w:p>
@@ -2302,15 +2281,14 @@
           <w:sz w:val="28"/>
           <w:szCs w:val="28"/>
         </w:rPr>
-        <w:t>Установка Windows включает загрузку с установочного носителя, выбор языка и раздела, форматирование и копирование файлов. После ус</w:t>
-      </w:r>
-      <w:r>
-        <w:rPr>
-          <w:rFonts w:ascii="Times New Roman" w:hAnsi="Times New Roman"/>
-          <w:sz w:val="28"/>
-          <w:szCs w:val="28"/>
-        </w:rPr>
-        <w:t>тановки выполняется первичная настройка. Процесс занимает от 20 минут до часа в зависимости от оборудования.</w:t>
+        <w:t>Установка Windows состоит из загрузки с установочного носителя, выбора языка и раздела, форматирования и копирования файлов, после которых следует первичная настройка. Вся процедура длится от 20 минут до часа — в зависимости от оборудования.</w:t>
+      </w:r>
+      <w:r>
+        <w:rPr>
+          <w:rFonts w:ascii="Times New Roman" w:hAnsi="Times New Roman"/>
+          <w:sz w:val="28"/>
+          <w:szCs w:val="28"/>
+        </w:rPr>
       </w:r>
     </w:p>
     <w:p>
@@ -2360,15 +2338,14 @@
           <w:sz w:val="28"/>
           <w:szCs w:val="28"/>
         </w:rPr>
-        <w:t>При установке Windows создаётся учётная запись пользователя с правами администратора. Можно использовать локальную учётную</w:t>
-      </w:r>
-      <w:r>
-        <w:rPr>
-          <w:rFonts w:ascii="Times New Roman" w:hAnsi="Times New Roman"/>
-          <w:sz w:val="28"/>
-          <w:szCs w:val="28"/>
-        </w:rPr>
-        <w:t xml:space="preserve"> запись или учётную запись Microsoft. Пароль и параметры безопасности задаются на этом этапе.</w:t>
+        <w:t>В процессе установки Windows заводится учётная запись пользователя с администраторскими правами. Она может быть локальной либо привязанной к Microsoft. На этом же этапе назначаются пароль и параметры безопасности.</w:t>
+      </w:r>
+      <w:r>
+        <w:rPr>
+          <w:rFonts w:ascii="Times New Roman" w:hAnsi="Times New Roman"/>
+          <w:sz w:val="28"/>
+          <w:szCs w:val="28"/>
+        </w:rPr>
       </w:r>
     </w:p>
     <w:p>
@@ -2418,15 +2395,14 @@
           <w:sz w:val="28"/>
           <w:szCs w:val="28"/>
         </w:rPr>
-        <w:t>Завершение установки включает настройку сети, обновление системы и установку драйверов. Проверяется работа оборудования и подключение к Инте</w:t>
-      </w:r>
-      <w:r>
-        <w:rPr>
-          <w:rFonts w:ascii="Times New Roman" w:hAnsi="Times New Roman"/>
-          <w:sz w:val="28"/>
-          <w:szCs w:val="28"/>
-        </w:rPr>
-        <w:t>рнету. После этого система готова к работе.</w:t>
+        <w:t>На завершающем этапе установки выполняются настройка сети, обновление системы и инсталляция драйверов. Убедиться нужно в исправности оборудования и наличии подключения к Интернету. Затем система готова к работе.</w:t>
+      </w:r>
+      <w:r>
+        <w:rPr>
+          <w:rFonts w:ascii="Times New Roman" w:hAnsi="Times New Roman"/>
+          <w:sz w:val="28"/>
+          <w:szCs w:val="28"/>
+        </w:rPr>
       </w:r>
     </w:p>
     <w:p>
@@ -2476,16 +2452,14 @@
           <w:sz w:val="28"/>
           <w:szCs w:val="28"/>
         </w:rPr>
-        <w:lastRenderedPageBreak/>
-        <w:t>Финальный этап включает активацию Windows, установку обновлений и настройку параметров конфиденциальности. Рекомендуется создать точку восстановления. Система готова к установке п</w:t>
-      </w:r>
-      <w:r>
-        <w:rPr>
-          <w:rFonts w:ascii="Times New Roman" w:hAnsi="Times New Roman"/>
-          <w:sz w:val="28"/>
-          <w:szCs w:val="28"/>
-        </w:rPr>
-        <w:t>риложений.</w:t>
+        <w:t>Заключительный шаг — активация Windows, монтаж обновлений и настройка параметров конфиденциальности. Также советуется создать точку восстановления. После этого система готова принимать приложения.</w:t>
+      </w:r>
+      <w:r>
+        <w:rPr>
+          <w:rFonts w:ascii="Times New Roman" w:hAnsi="Times New Roman"/>
+          <w:sz w:val="28"/>
+          <w:szCs w:val="28"/>
+        </w:rPr>
       </w:r>
     </w:p>
     <w:p>
@@ -2535,7 +2509,7 @@
           <w:sz w:val="28"/>
           <w:szCs w:val="28"/>
         </w:rPr>
-        <w:t>Клонирование диска создаёт точную копию содержимого накопителя на другом носителе. Оно используется для резервного копирования, замены диска или развёртывания одинаковых систем. Выполняется с помощью специальных утилит.</w:t>
+        <w:t>Клонирование диска подразумевает снятие точной копии содержимого накопителя на другой носитель. К нему прибегают при резервном копировании, замене диска и массовом развёртывании одинаковых систем. Работа выполняется специализированными утилитами.</w:t>
       </w:r>
     </w:p>
     <w:p>
@@ -2593,15 +2567,14 @@
           <w:sz w:val="28"/>
           <w:szCs w:val="28"/>
         </w:rPr>
-        <w:t>К другим методам установки относятся установка с сетевого ресурса, через образы и с использованием средств автоматизации. Они применяются в корпоративной среде для массового развёртывания. Каждый метод имеет свои преимущества и огранич</w:t>
-      </w:r>
-      <w:r>
-        <w:rPr>
-          <w:rFonts w:ascii="Times New Roman" w:hAnsi="Times New Roman"/>
-          <w:sz w:val="28"/>
-          <w:szCs w:val="28"/>
-        </w:rPr>
-        <w:t>ения.</w:t>
+        <w:t>Среди прочих способов установки — развёртывание с сетевого ресурса, из образов и при помощи средств автоматизации. Их ниша — корпоративная среда и массовое развёртывание. У каждого способа собственные достоинства и ограничения.</w:t>
+      </w:r>
+      <w:r>
+        <w:rPr>
+          <w:rFonts w:ascii="Times New Roman" w:hAnsi="Times New Roman"/>
+          <w:sz w:val="28"/>
+          <w:szCs w:val="28"/>
+        </w:rPr>
       </w:r>
     </w:p>
     <w:p>
@@ -2651,7 +2624,7 @@
           <w:sz w:val="28"/>
           <w:szCs w:val="28"/>
         </w:rPr>
-        <w:t>Удалённая сетевая установка выполняется через сервер и загрузочный образ по сети. Она позволяет устанавливать ОС на множество компьютеров одновременно. Требуется настроенная инфраструктура и права доступа.</w:t>
+        <w:t>Удалённая установка по сети производится через сервер и загрузочный образ. Она даёт возможность разворачивать ОС сразу на множестве машин. Необходимы настроенная инфраструктура и соответствующие права доступа.</w:t>
       </w:r>
     </w:p>
     <w:p>
@@ -2711,7 +2684,7 @@
           <w:sz w:val="28"/>
           <w:szCs w:val="28"/>
         </w:rPr>
-        <w:t>Автоматическая установка использует файлы ответов и сценарии для развёртывания без участия пользователя. Она экономит время и снижает риск ошибок. Применяется в крупных организациях.</w:t>
+        <w:t>При автоматической установке развёртывание идёт по файлам ответов и сценариям, без вмешательства человека. Это экономит время и уменьшает вероятность ошибок. Характерно для крупных организаций.</w:t>
       </w:r>
     </w:p>
     <w:p>
@@ -2768,15 +2741,14 @@
           <w:sz w:val="28"/>
           <w:szCs w:val="28"/>
         </w:rPr>
-        <w:t>Возврат в исходное состояние сбрасывает систему к заводским настройкам, удаляя приложения и данные. Восстановление позволяет вернуть систему к предыдущему состоянию с помощью точки восстановления. Эти средства помогают устранить серьёзные</w:t>
-      </w:r>
-      <w:r>
-        <w:rPr>
-          <w:rFonts w:ascii="Times New Roman" w:hAnsi="Times New Roman"/>
-          <w:sz w:val="28"/>
-          <w:szCs w:val="28"/>
-        </w:rPr>
-        <w:t xml:space="preserve"> сбои.</w:t>
+        <w:t>Функция возврата в исходное состояние откатывает систему к заводским параметрам, стирая приложения и данные. Восстановление же возвращает систему к одному из прежних состояний через точку восстановления. Оба механизма выручают при серьёзных сбоях.</w:t>
+      </w:r>
+      <w:r>
+        <w:rPr>
+          <w:rFonts w:ascii="Times New Roman" w:hAnsi="Times New Roman"/>
+          <w:sz w:val="28"/>
+          <w:szCs w:val="28"/>
+        </w:rPr>
       </w:r>
     </w:p>
     <w:p>
@@ -2825,7 +2797,7 @@
           <w:sz w:val="28"/>
           <w:szCs w:val="28"/>
         </w:rPr>
-        <w:t>Раздел восстановления содержит образ системы и утилиты для восстановления. Он создаётся производителем или пользователем. Позволяет вернуть систему в рабочее состояние без установочного носителя.</w:t>
+        <w:t>На разделе восстановления хранятся образ системы и восстановительные утилиты. Его создаёт либо производитель, либо сам пользователь. С его помощью систему можно вернуть к жизни без установочного носителя.</w:t>
       </w:r>
     </w:p>
     <w:p>
@@ -2875,15 +2847,14 @@
           <w:sz w:val="28"/>
           <w:szCs w:val="28"/>
         </w:rPr>
-        <w:t xml:space="preserve">Обновление </w:t>
-      </w:r>
-      <w:r>
-        <w:rPr>
-          <w:rFonts w:ascii="Times New Roman" w:hAnsi="Times New Roman"/>
-          <w:sz w:val="28"/>
-          <w:szCs w:val="28"/>
-        </w:rPr>
-        <w:t>Windows может выполняться через центр обновлений, установочный носитель или образ системы. Различают обновление внутри версии и переход на новую версию. Перед обновлением важно проверить совместимость.</w:t>
+        <w:t>Способами обновления Windows выступают центр обновлений, установочный носитель и образ системы. Отделяют обновление в рамках версии от перехода на новую. До начала процедуры важно удостовериться в совместимости.</w:t>
+      </w:r>
+      <w:r>
+        <w:rPr>
+          <w:rFonts w:ascii="Times New Roman" w:hAnsi="Times New Roman"/>
+          <w:sz w:val="28"/>
+          <w:szCs w:val="28"/>
+        </w:rPr>
       </w:r>
     </w:p>
     <w:p>
@@ -2933,15 +2904,14 @@
           <w:sz w:val="28"/>
           <w:szCs w:val="28"/>
         </w:rPr>
-        <w:t xml:space="preserve">Загрузка Windows </w:t>
-      </w:r>
-      <w:r>
-        <w:rPr>
-          <w:rFonts w:ascii="Times New Roman" w:hAnsi="Times New Roman"/>
-          <w:sz w:val="28"/>
-          <w:szCs w:val="28"/>
-        </w:rPr>
-        <w:t>включает этапы POST, поиск загрузочного устройства, загрузку загрузчика, ядра и драйверов. Затем запускаются службы и пользовательская оболочка. Понимание последовательности помогает диагностировать проблемы загрузки.</w:t>
+        <w:t>Процесс загрузки Windows складывается из этапов POST, поиска загрузочного устройства, старта загрузчика, ядра и драйверов, после которых поднимаются службы и пользовательская оболочка. Знание этой цепочки упрощает диагностику проблем загрузки.</w:t>
+      </w:r>
+      <w:r>
+        <w:rPr>
+          <w:rFonts w:ascii="Times New Roman" w:hAnsi="Times New Roman"/>
+          <w:sz w:val="28"/>
+          <w:szCs w:val="28"/>
+        </w:rPr>
       </w:r>
     </w:p>
     <w:p>
@@ -3013,15 +2983,14 @@
           <w:sz w:val="28"/>
           <w:szCs w:val="28"/>
         </w:rPr>
-        <w:t>Windows</w:t>
-      </w:r>
-      <w:r>
-        <w:rPr>
-          <w:rFonts w:ascii="Times New Roman" w:hAnsi="Times New Roman"/>
-          <w:sz w:val="28"/>
-          <w:szCs w:val="28"/>
-        </w:rPr>
-        <w:t xml:space="preserve"> 7 поддерживает обычный режим, безопасный режим, режим восстановления и диагностики. Безопасный режим загружает минимальный набор драйверов. Эти режимы используются для устранения неисправностей.</w:t>
+        <w:t>В Windows 7 доступны обычный, безопасный, восстановительный и диагностический режимы. Безопасный стартует систему с минимальным набором драйверов. Все эти режимы служат для поиска и устранения неисправностей.</w:t>
+      </w:r>
+      <w:r>
+        <w:rPr>
+          <w:rFonts w:ascii="Times New Roman" w:hAnsi="Times New Roman"/>
+          <w:sz w:val="28"/>
+          <w:szCs w:val="28"/>
+        </w:rPr>
       </w:r>
     </w:p>
     <w:p>
@@ -3071,15 +3040,14 @@
           <w:sz w:val="28"/>
           <w:szCs w:val="28"/>
         </w:rPr>
-        <w:t xml:space="preserve">Windows 8 и 10 используют </w:t>
-      </w:r>
-      <w:r>
-        <w:rPr>
-          <w:rFonts w:ascii="Times New Roman" w:hAnsi="Times New Roman"/>
-          <w:sz w:val="28"/>
-          <w:szCs w:val="28"/>
-        </w:rPr>
-        <w:t>современный загрузчик с меню дополнительных параметров. Доступны безопасный режим, восстановление, откат и сброс. Меню вызывается через настройки или принудительную перезагрузку.</w:t>
+        <w:t>В Windows 8 и 10 применяется новый загрузчик с меню дополнительных параметров, откуда доступны безопасный режим, восстановление, откат и сброс. Вызвать меню можно через настройки либо принудительной перезагрузкой.</w:t>
+      </w:r>
+      <w:r>
+        <w:rPr>
+          <w:rFonts w:ascii="Times New Roman" w:hAnsi="Times New Roman"/>
+          <w:sz w:val="28"/>
+          <w:szCs w:val="28"/>
+        </w:rPr>
       </w:r>
     </w:p>
     <w:p>
@@ -3190,7 +3158,7 @@
           <w:b w:val="0"/>
           <w:bCs w:val="0"/>
         </w:rPr>
-        <w:t>л</w:t>
+        <w:t>лабораторная работа охватывает задачи операционных систем, условия совместимости, процедуры установки и восстановления Windows. Освоение этих вопросов требуется для квалифицированной работы с программным обеспечением и техникой. Практические умения устанавливать и настраивать ОС упрочняют теоретическую базу.</w:t>
       </w:r>
       <w:r>
         <w:rPr>
@@ -3198,7 +3166,6 @@
           <w:b w:val="0"/>
           <w:bCs w:val="0"/>
         </w:rPr>
-        <w:t>абораторная работа охватывает функции операционных систем,</w:t>
       </w:r>
       <w:r>
         <w:rPr>
@@ -3206,7 +3173,6 @@
           <w:b w:val="0"/>
           <w:bCs w:val="0"/>
         </w:rPr>
-        <w:t xml:space="preserve"> требования к совместимости, установку и восстановление Windows. Понимание этих тем необходимо для грамотной работы с ПО и оборудованием. Практические навыки установки и настройки ОС закрепляют теоретический материал.</w:t>
       </w:r>
     </w:p>
     <w:p>
@@ -3282,7 +3248,7 @@
           <w:sz w:val="28"/>
           <w:szCs w:val="28"/>
         </w:rPr>
-        <w:t xml:space="preserve"> Чтобы убедиться в наличии драйверов и поддержке новой версии ОС, иначе возможны сбои и нестабильная работа.</w:t>
+        <w:t xml:space="preserve"> Это позволяет удостовериться, что для новой версии ОС есть драйверы и поддержка; иначе вероятны сбои и нестабильная работа.</w:t>
       </w:r>
     </w:p>
     <w:p>
@@ -3331,15 +3297,14 @@
           <w:sz w:val="28"/>
           <w:szCs w:val="28"/>
         </w:rPr>
-        <w:t xml:space="preserve"> 64-разрядная под</w:t>
-      </w:r>
-      <w:r>
-        <w:rPr>
-          <w:rFonts w:ascii="Times New Roman" w:hAnsi="Times New Roman"/>
-          <w:sz w:val="28"/>
-          <w:szCs w:val="28"/>
-        </w:rPr>
-        <w:t>держивает больший объём оперативной памяти и позволяет запускать как 32-, так и 64-разрядные приложения.</w:t>
+        <w:t xml:space="preserve"> 64-разрядная поддерживает большие объёмы оперативной памяти и способна выполнять и 32-, и 64-разрядные программы.</w:t>
+      </w:r>
+      <w:r>
+        <w:rPr>
+          <w:rFonts w:ascii="Times New Roman" w:hAnsi="Times New Roman"/>
+          <w:sz w:val="28"/>
+          <w:szCs w:val="28"/>
+        </w:rPr>
       </w:r>
     </w:p>
     <w:p>
@@ -3388,7 +3353,7 @@
           <w:sz w:val="28"/>
           <w:szCs w:val="28"/>
         </w:rPr>
-        <w:t xml:space="preserve"> Для разделения данных и системы, установки нескольких ОС и удобства резервного копирования.</w:t>
+        <w:t xml:space="preserve"> Так данные отделяются от системы, появляется возможность поставить несколько ОС и упрощается резервное копирование.</w:t>
       </w:r>
     </w:p>
     <w:p>
@@ -3445,7 +3410,7 @@
           <w:sz w:val="28"/>
           <w:szCs w:val="28"/>
         </w:rPr>
-        <w:t xml:space="preserve"> NTFS поддерживает права доступа, шифрование и большие объёмы, а FAT32 совместима с большинством устройств, но ограничена размером файла.</w:t>
+        <w:t xml:space="preserve"> NTFS обеспечивает разграничение прав, шифрование и крупные тома, тогда как FAT32 распознаётся почти всеми устройствами, но ограничена размером файла.</w:t>
       </w:r>
     </w:p>
     <w:p>
@@ -3495,15 +3460,14 @@
           <w:sz w:val="28"/>
           <w:szCs w:val="28"/>
         </w:rPr>
-        <w:t xml:space="preserve"> Он содержит образ системы и утилиты для возврата</w:t>
-      </w:r>
-      <w:r>
-        <w:rPr>
-          <w:rFonts w:ascii="Times New Roman" w:hAnsi="Times New Roman"/>
-          <w:sz w:val="28"/>
-          <w:szCs w:val="28"/>
-        </w:rPr>
-        <w:t xml:space="preserve"> компьютера в рабочее состояние без установочного носителя.</w:t>
+        <w:t xml:space="preserve"> На нём хранятся образ системы и утилиты, позволяющие вернуть компьютер в рабочее состояние без установочного носителя.</w:t>
+      </w:r>
+      <w:r>
+        <w:rPr>
+          <w:rFonts w:ascii="Times New Roman" w:hAnsi="Times New Roman"/>
+          <w:sz w:val="28"/>
+          <w:szCs w:val="28"/>
+        </w:rPr>
       </w:r>
     </w:p>
     <w:p>
@@ -3552,7 +3516,7 @@
           <w:sz w:val="28"/>
           <w:szCs w:val="28"/>
         </w:rPr>
-        <w:t xml:space="preserve"> Он загружает минимальный набор драйверов и служб, что позволяет выявить причину сбоя.</w:t>
+        <w:t xml:space="preserve"> При нём грузится лишь минимальный набор драйверов и служб, благодаря чему причина сбоя проявляется нагляднее.</w:t>
       </w:r>
     </w:p>
     <w:sectPr>
